--- a/docs/야행_히트맨식_기획서.docx
+++ b/docs/야행_히트맨식_기획서.docx
@@ -58,7 +58,7 @@
           <w:sz w:val="20"/>
           <w:szCs w:val="20"/>
         </w:rPr>
-        <w:t xml:space="preserve">작성 2026-10-27 · 기준 빌드 v55 · 방향 확정: "2D 히트맨" (어쌔신 크리드는 이동 방식만 차용)</w:t>
+        <w:t xml:space="preserve">작성 2026-10-27 · 기준 빌드 v56 · 방향 확정: "2D 히트맨" (어쌔신 크리드는 이동 방식만 차용)</w:t>
       </w:r>
     </w:p>
     <w:p>
@@ -8874,7 +8874,7 @@
           <w:sz w:val="30"/>
           <w:szCs w:val="30"/>
         </w:rPr>
-        <w:t xml:space="preserve">10. 결정이 필요한 것</w:t>
+        <w:t xml:space="preserve">10. 결정 사항 (2026-10-27 추천안대로 확정)</w:t>
       </w:r>
     </w:p>
     <w:tbl>
@@ -9768,6 +9768,1374 @@
       </w:pPr>
     </w:p>
     <w:p>
+      <w:r>
+        <w:br w:type="page"/>
+      </w:r>
+    </w:p>
+    <w:p>
+      <w:pPr>
+        <w:pStyle w:val="Heading1"/>
+        <w:pBdr>
+          <w:bottom w:val="single" w:color="1F3A5F" w:sz="6" w:space="4"/>
+        </w:pBdr>
+        <w:spacing w:after="160" w:before="360"/>
+      </w:pPr>
+      <w:r>
+        <w:rPr>
+          <w:rFonts w:ascii="Malgun Gothic" w:cs="Malgun Gothic" w:eastAsia="Malgun Gothic" w:hAnsi="Malgun Gothic"/>
+          <w:b/>
+          <w:bCs/>
+          <w:color w:val="1F3A5F"/>
+          <w:sz w:val="30"/>
+          <w:szCs w:val="30"/>
+        </w:rPr>
+        <w:t xml:space="preserve">12. 레퍼런스에서 가져올 것</w:t>
+      </w:r>
+    </w:p>
+    <w:p>
+      <w:pPr>
+        <w:spacing w:after="120" w:line="300"/>
+      </w:pPr>
+      <w:r>
+        <w:rPr>
+          <w:rFonts w:ascii="Malgun Gothic" w:cs="Malgun Gothic" w:eastAsia="Malgun Gothic" w:hAnsi="Malgun Gothic"/>
+          <w:sz w:val="20"/>
+          <w:szCs w:val="20"/>
+        </w:rPr>
+        <w:t xml:space="preserve">방향: 재미있으면 가져온다. 게임 규칙·기능은 적극적으로 차용하고, 이름·그림·음악·로고 같은 표현만 그대로 쓰지 않는다.</w:t>
+      </w:r>
+    </w:p>
+    <w:tbl>
+      <w:tblPr>
+        <w:tblW w:type="dxa" w:w="9026"/>
+        <w:tblBorders>
+          <w:top w:val="single" w:color="B8C4D2" w:sz="4"/>
+          <w:left w:val="single" w:color="B8C4D2" w:sz="4"/>
+          <w:bottom w:val="single" w:color="B8C4D2" w:sz="4"/>
+          <w:right w:val="single" w:color="B8C4D2" w:sz="4"/>
+          <w:insideH w:val="single" w:color="B8C4D2" w:sz="4"/>
+          <w:insideV w:val="single" w:color="B8C4D2" w:sz="4"/>
+        </w:tblBorders>
+      </w:tblPr>
+      <w:tblGrid>
+        <w:gridCol w:w="1625"/>
+        <w:gridCol w:w="3791"/>
+        <w:gridCol w:w="2527"/>
+        <w:gridCol w:w="1083"/>
+      </w:tblGrid>
+      <w:tr>
+        <w:trPr>
+          <w:tblHeader/>
+        </w:trPr>
+        <w:tc>
+          <w:tcPr>
+            <w:tcW w:type="dxa" w:w="1625"/>
+            <w:shd w:fill="1F3A5F" w:color="auto" w:val="clear"/>
+            <w:tcMar>
+              <w:top w:type="dxa" w:w="70"/>
+              <w:left w:type="dxa" w:w="110"/>
+              <w:bottom w:type="dxa" w:w="70"/>
+              <w:right w:type="dxa" w:w="110"/>
+            </w:tcMar>
+          </w:tcPr>
+          <w:p>
+            <w:pPr>
+              <w:spacing w:after="30" w:line="270"/>
+            </w:pPr>
+            <w:r>
+              <w:rPr>
+                <w:rFonts w:ascii="Malgun Gothic" w:cs="Malgun Gothic" w:eastAsia="Malgun Gothic" w:hAnsi="Malgun Gothic"/>
+                <w:b/>
+                <w:bCs/>
+                <w:color w:val="FFFFFF"/>
+                <w:sz w:val="18"/>
+                <w:szCs w:val="18"/>
+              </w:rPr>
+              <w:t xml:space="preserve">게임</w:t>
+            </w:r>
+          </w:p>
+        </w:tc>
+        <w:tc>
+          <w:tcPr>
+            <w:tcW w:type="dxa" w:w="3791"/>
+            <w:shd w:fill="1F3A5F" w:color="auto" w:val="clear"/>
+            <w:tcMar>
+              <w:top w:type="dxa" w:w="70"/>
+              <w:left w:type="dxa" w:w="110"/>
+              <w:bottom w:type="dxa" w:w="70"/>
+              <w:right w:type="dxa" w:w="110"/>
+            </w:tcMar>
+          </w:tcPr>
+          <w:p>
+            <w:pPr>
+              <w:spacing w:after="30" w:line="270"/>
+            </w:pPr>
+            <w:r>
+              <w:rPr>
+                <w:rFonts w:ascii="Malgun Gothic" w:cs="Malgun Gothic" w:eastAsia="Malgun Gothic" w:hAnsi="Malgun Gothic"/>
+                <w:b/>
+                <w:bCs/>
+                <w:color w:val="FFFFFF"/>
+                <w:sz w:val="18"/>
+                <w:szCs w:val="18"/>
+              </w:rPr>
+              <w:t xml:space="preserve">가져올 기능</w:t>
+            </w:r>
+          </w:p>
+        </w:tc>
+        <w:tc>
+          <w:tcPr>
+            <w:tcW w:type="dxa" w:w="2527"/>
+            <w:shd w:fill="1F3A5F" w:color="auto" w:val="clear"/>
+            <w:tcMar>
+              <w:top w:type="dxa" w:w="70"/>
+              <w:left w:type="dxa" w:w="110"/>
+              <w:bottom w:type="dxa" w:w="70"/>
+              <w:right w:type="dxa" w:w="110"/>
+            </w:tcMar>
+          </w:tcPr>
+          <w:p>
+            <w:pPr>
+              <w:spacing w:after="30" w:line="270"/>
+            </w:pPr>
+            <w:r>
+              <w:rPr>
+                <w:rFonts w:ascii="Malgun Gothic" w:cs="Malgun Gothic" w:eastAsia="Malgun Gothic" w:hAnsi="Malgun Gothic"/>
+                <w:b/>
+                <w:bCs/>
+                <w:color w:val="FFFFFF"/>
+                <w:sz w:val="18"/>
+                <w:szCs w:val="18"/>
+              </w:rPr>
+              <w:t xml:space="preserve">야행 적용</w:t>
+            </w:r>
+          </w:p>
+        </w:tc>
+        <w:tc>
+          <w:tcPr>
+            <w:tcW w:type="dxa" w:w="1083"/>
+            <w:shd w:fill="1F3A5F" w:color="auto" w:val="clear"/>
+            <w:tcMar>
+              <w:top w:type="dxa" w:w="70"/>
+              <w:left w:type="dxa" w:w="110"/>
+              <w:bottom w:type="dxa" w:w="70"/>
+              <w:right w:type="dxa" w:w="110"/>
+            </w:tcMar>
+          </w:tcPr>
+          <w:p>
+            <w:pPr>
+              <w:spacing w:after="30" w:line="270"/>
+            </w:pPr>
+            <w:r>
+              <w:rPr>
+                <w:rFonts w:ascii="Malgun Gothic" w:cs="Malgun Gothic" w:eastAsia="Malgun Gothic" w:hAnsi="Malgun Gothic"/>
+                <w:b/>
+                <w:bCs/>
+                <w:color w:val="FFFFFF"/>
+                <w:sz w:val="18"/>
+                <w:szCs w:val="18"/>
+              </w:rPr>
+              <w:t xml:space="preserve">단계</w:t>
+            </w:r>
+          </w:p>
+        </w:tc>
+      </w:tr>
+      <w:tr>
+        <w:tc>
+          <w:tcPr>
+            <w:tcW w:type="dxa" w:w="1625"/>
+            <w:tcMar>
+              <w:top w:type="dxa" w:w="70"/>
+              <w:left w:type="dxa" w:w="110"/>
+              <w:bottom w:type="dxa" w:w="70"/>
+              <w:right w:type="dxa" w:w="110"/>
+            </w:tcMar>
+          </w:tcPr>
+          <w:p>
+            <w:pPr>
+              <w:spacing w:after="30" w:line="270"/>
+            </w:pPr>
+            <w:r>
+              <w:rPr>
+                <w:rFonts w:ascii="Malgun Gothic" w:cs="Malgun Gothic" w:eastAsia="Malgun Gothic" w:hAnsi="Malgun Gothic"/>
+                <w:b w:val="false"/>
+                <w:bCs w:val="false"/>
+                <w:sz w:val="18"/>
+                <w:szCs w:val="18"/>
+              </w:rPr>
+              <w:t xml:space="preserve">히트맨 (2016~)</w:t>
+            </w:r>
+          </w:p>
+        </w:tc>
+        <w:tc>
+          <w:tcPr>
+            <w:tcW w:type="dxa" w:w="3791"/>
+            <w:tcMar>
+              <w:top w:type="dxa" w:w="70"/>
+              <w:left w:type="dxa" w:w="110"/>
+              <w:bottom w:type="dxa" w:w="70"/>
+              <w:right w:type="dxa" w:w="110"/>
+            </w:tcMar>
+          </w:tcPr>
+          <w:p>
+            <w:pPr>
+              <w:spacing w:after="30" w:line="270"/>
+            </w:pPr>
+            <w:r>
+              <w:rPr>
+                <w:rFonts w:ascii="Malgun Gothic" w:cs="Malgun Gothic" w:eastAsia="Malgun Gothic" w:hAnsi="Malgun Gothic"/>
+                <w:b w:val="false"/>
+                <w:bCs w:val="false"/>
+                <w:sz w:val="18"/>
+                <w:szCs w:val="18"/>
+              </w:rPr>
+              <w:t xml:space="preserve">신분별 출입 허가 </w:t>
+            </w:r>
+          </w:p>
+          <w:p>
+            <w:pPr>
+              <w:spacing w:after="30" w:line="270"/>
+            </w:pPr>
+            <w:r>
+              <w:rPr>
+                <w:rFonts w:ascii="Malgun Gothic" w:cs="Malgun Gothic" w:eastAsia="Malgun Gothic" w:hAnsi="Malgun Gothic"/>
+                <w:b w:val="false"/>
+                <w:bCs w:val="false"/>
+                <w:sz w:val="18"/>
+                <w:szCs w:val="18"/>
+              </w:rPr>
+              <w:t xml:space="preserve"> 같은 옷 무리 속 눈썰미(흰 점) </w:t>
+            </w:r>
+          </w:p>
+          <w:p>
+            <w:pPr>
+              <w:spacing w:after="30" w:line="270"/>
+            </w:pPr>
+            <w:r>
+              <w:rPr>
+                <w:rFonts w:ascii="Malgun Gothic" w:cs="Malgun Gothic" w:eastAsia="Malgun Gothic" w:hAnsi="Malgun Gothic"/>
+                <w:b w:val="false"/>
+                <w:bCs w:val="false"/>
+                <w:sz w:val="18"/>
+                <w:szCs w:val="18"/>
+              </w:rPr>
+              <w:t xml:space="preserve"> 비살상 제압 </w:t>
+            </w:r>
+          </w:p>
+          <w:p>
+            <w:pPr>
+              <w:spacing w:after="30" w:line="270"/>
+            </w:pPr>
+            <w:r>
+              <w:rPr>
+                <w:rFonts w:ascii="Malgun Gothic" w:cs="Malgun Gothic" w:eastAsia="Malgun Gothic" w:hAnsi="Malgun Gothic"/>
+                <w:b w:val="false"/>
+                <w:bCs w:val="false"/>
+                <w:sz w:val="18"/>
+                <w:szCs w:val="18"/>
+              </w:rPr>
+              <w:t xml:space="preserve"> 단계형 기회 + 안내 강도 </w:t>
+            </w:r>
+          </w:p>
+          <w:p>
+            <w:pPr>
+              <w:spacing w:after="30" w:line="270"/>
+            </w:pPr>
+            <w:r>
+              <w:rPr>
+                <w:rFonts w:ascii="Malgun Gothic" w:cs="Malgun Gothic" w:eastAsia="Malgun Gothic" w:hAnsi="Malgun Gothic"/>
+                <w:b w:val="false"/>
+                <w:bCs w:val="false"/>
+                <w:sz w:val="18"/>
+                <w:szCs w:val="18"/>
+              </w:rPr>
+              <w:t xml:space="preserve"> 구토제로 화장실 고립 </w:t>
+            </w:r>
+          </w:p>
+          <w:p>
+            <w:pPr>
+              <w:spacing w:after="30" w:line="270"/>
+            </w:pPr>
+            <w:r>
+              <w:rPr>
+                <w:rFonts w:ascii="Malgun Gothic" w:cs="Malgun Gothic" w:eastAsia="Malgun Gothic" w:hAnsi="Malgun Gothic"/>
+                <w:b w:val="false"/>
+                <w:bCs w:val="false"/>
+                <w:sz w:val="18"/>
+                <w:szCs w:val="18"/>
+              </w:rPr>
+              <w:t xml:space="preserve"> 사일런트 어새신 조건 </w:t>
+            </w:r>
+          </w:p>
+          <w:p>
+            <w:pPr>
+              <w:spacing w:after="30" w:line="270"/>
+            </w:pPr>
+            <w:r>
+              <w:rPr>
+                <w:rFonts w:ascii="Malgun Gothic" w:cs="Malgun Gothic" w:eastAsia="Malgun Gothic" w:hAnsi="Malgun Gothic"/>
+                <w:b w:val="false"/>
+                <w:bCs w:val="false"/>
+                <w:sz w:val="18"/>
+                <w:szCs w:val="18"/>
+              </w:rPr>
+              <w:t xml:space="preserve"> 숙련 해금(시작 위치·변장) </w:t>
+            </w:r>
+          </w:p>
+          <w:p>
+            <w:pPr>
+              <w:spacing w:after="30" w:line="270"/>
+            </w:pPr>
+            <w:r>
+              <w:rPr>
+                <w:rFonts w:ascii="Malgun Gothic" w:cs="Malgun Gothic" w:eastAsia="Malgun Gothic" w:hAnsi="Malgun Gothic"/>
+                <w:b w:val="false"/>
+                <w:bCs w:val="false"/>
+                <w:sz w:val="18"/>
+                <w:szCs w:val="18"/>
+              </w:rPr>
+              <w:t xml:space="preserve"> 녹화기 지우기</w:t>
+            </w:r>
+          </w:p>
+        </w:tc>
+        <w:tc>
+          <w:tcPr>
+            <w:tcW w:type="dxa" w:w="2527"/>
+            <w:tcMar>
+              <w:top w:type="dxa" w:w="70"/>
+              <w:left w:type="dxa" w:w="110"/>
+              <w:bottom w:type="dxa" w:w="70"/>
+              <w:right w:type="dxa" w:w="110"/>
+            </w:tcMar>
+          </w:tcPr>
+          <w:p>
+            <w:pPr>
+              <w:spacing w:after="30" w:line="270"/>
+            </w:pPr>
+            <w:r>
+              <w:rPr>
+                <w:rFonts w:ascii="Malgun Gothic" w:cs="Malgun Gothic" w:eastAsia="Malgun Gothic" w:hAnsi="Malgun Gothic"/>
+                <w:b w:val="false"/>
+                <w:bCs w:val="false"/>
+                <w:sz w:val="18"/>
+                <w:szCs w:val="18"/>
+              </w:rPr>
+              <w:t xml:space="preserve">옷별 구역 허가, 눈 표시, 기절, 의뢰 2 특별 주문, 그림자 5조건, 해금</w:t>
+            </w:r>
+          </w:p>
+        </w:tc>
+        <w:tc>
+          <w:tcPr>
+            <w:tcW w:type="dxa" w:w="1083"/>
+            <w:tcMar>
+              <w:top w:type="dxa" w:w="70"/>
+              <w:left w:type="dxa" w:w="110"/>
+              <w:bottom w:type="dxa" w:w="70"/>
+              <w:right w:type="dxa" w:w="110"/>
+            </w:tcMar>
+          </w:tcPr>
+          <w:p>
+            <w:pPr>
+              <w:spacing w:after="30" w:line="270"/>
+            </w:pPr>
+            <w:r>
+              <w:rPr>
+                <w:rFonts w:ascii="Malgun Gothic" w:cs="Malgun Gothic" w:eastAsia="Malgun Gothic" w:hAnsi="Malgun Gothic"/>
+                <w:b w:val="false"/>
+                <w:bCs w:val="false"/>
+                <w:sz w:val="18"/>
+                <w:szCs w:val="18"/>
+              </w:rPr>
+              <w:t xml:space="preserve">1 (일부 완료) · 2 · 5</w:t>
+            </w:r>
+          </w:p>
+        </w:tc>
+      </w:tr>
+      <w:tr>
+        <w:tc>
+          <w:tcPr>
+            <w:tcW w:type="dxa" w:w="1625"/>
+            <w:shd w:fill="F6F8FB" w:color="auto" w:val="clear"/>
+            <w:tcMar>
+              <w:top w:type="dxa" w:w="70"/>
+              <w:left w:type="dxa" w:w="110"/>
+              <w:bottom w:type="dxa" w:w="70"/>
+              <w:right w:type="dxa" w:w="110"/>
+            </w:tcMar>
+          </w:tcPr>
+          <w:p>
+            <w:pPr>
+              <w:spacing w:after="30" w:line="270"/>
+            </w:pPr>
+            <w:r>
+              <w:rPr>
+                <w:rFonts w:ascii="Malgun Gothic" w:cs="Malgun Gothic" w:eastAsia="Malgun Gothic" w:hAnsi="Malgun Gothic"/>
+                <w:b w:val="false"/>
+                <w:bCs w:val="false"/>
+                <w:sz w:val="18"/>
+                <w:szCs w:val="18"/>
+              </w:rPr>
+              <w:t xml:space="preserve">히트맨 GO</w:t>
+            </w:r>
+          </w:p>
+        </w:tc>
+        <w:tc>
+          <w:tcPr>
+            <w:tcW w:type="dxa" w:w="3791"/>
+            <w:shd w:fill="F6F8FB" w:color="auto" w:val="clear"/>
+            <w:tcMar>
+              <w:top w:type="dxa" w:w="70"/>
+              <w:left w:type="dxa" w:w="110"/>
+              <w:bottom w:type="dxa" w:w="70"/>
+              <w:right w:type="dxa" w:w="110"/>
+            </w:tcMar>
+          </w:tcPr>
+          <w:p>
+            <w:pPr>
+              <w:spacing w:after="30" w:line="270"/>
+            </w:pPr>
+            <w:r>
+              <w:rPr>
+                <w:rFonts w:ascii="Malgun Gothic" w:cs="Malgun Gothic" w:eastAsia="Malgun Gothic" w:hAnsi="Malgun Gothic"/>
+                <w:b w:val="false"/>
+                <w:bCs w:val="false"/>
+                <w:sz w:val="18"/>
+                <w:szCs w:val="18"/>
+              </w:rPr>
+              <w:t xml:space="preserve">옷 색과 통과 구역을 같은 색으로 묶어 한눈에 보이게 </w:t>
+            </w:r>
+          </w:p>
+          <w:p>
+            <w:pPr>
+              <w:spacing w:after="30" w:line="270"/>
+            </w:pPr>
+            <w:r>
+              <w:rPr>
+                <w:rFonts w:ascii="Malgun Gothic" w:cs="Malgun Gothic" w:eastAsia="Malgun Gothic" w:hAnsi="Malgun Gothic"/>
+                <w:b w:val="false"/>
+                <w:bCs w:val="false"/>
+                <w:sz w:val="18"/>
+                <w:szCs w:val="18"/>
+              </w:rPr>
+              <w:t xml:space="preserve"> 별로 다음 판 열기</w:t>
+            </w:r>
+          </w:p>
+        </w:tc>
+        <w:tc>
+          <w:tcPr>
+            <w:tcW w:type="dxa" w:w="2527"/>
+            <w:shd w:fill="F6F8FB" w:color="auto" w:val="clear"/>
+            <w:tcMar>
+              <w:top w:type="dxa" w:w="70"/>
+              <w:left w:type="dxa" w:w="110"/>
+              <w:bottom w:type="dxa" w:w="70"/>
+              <w:right w:type="dxa" w:w="110"/>
+            </w:tcMar>
+          </w:tcPr>
+          <w:p>
+            <w:pPr>
+              <w:spacing w:after="30" w:line="270"/>
+            </w:pPr>
+            <w:r>
+              <w:rPr>
+                <w:rFonts w:ascii="Malgun Gothic" w:cs="Malgun Gothic" w:eastAsia="Malgun Gothic" w:hAnsi="Malgun Gothic"/>
+                <w:b w:val="false"/>
+                <w:bCs w:val="false"/>
+                <w:sz w:val="18"/>
+                <w:szCs w:val="18"/>
+              </w:rPr>
+              <w:t xml:space="preserve">경계선 색을 지금 옷 기준으로(완료), 옷마다 고유 색</w:t>
+            </w:r>
+          </w:p>
+        </w:tc>
+        <w:tc>
+          <w:tcPr>
+            <w:tcW w:type="dxa" w:w="1083"/>
+            <w:shd w:fill="F6F8FB" w:color="auto" w:val="clear"/>
+            <w:tcMar>
+              <w:top w:type="dxa" w:w="70"/>
+              <w:left w:type="dxa" w:w="110"/>
+              <w:bottom w:type="dxa" w:w="70"/>
+              <w:right w:type="dxa" w:w="110"/>
+            </w:tcMar>
+          </w:tcPr>
+          <w:p>
+            <w:pPr>
+              <w:spacing w:after="30" w:line="270"/>
+            </w:pPr>
+            <w:r>
+              <w:rPr>
+                <w:rFonts w:ascii="Malgun Gothic" w:cs="Malgun Gothic" w:eastAsia="Malgun Gothic" w:hAnsi="Malgun Gothic"/>
+                <w:b w:val="false"/>
+                <w:bCs w:val="false"/>
+                <w:sz w:val="18"/>
+                <w:szCs w:val="18"/>
+              </w:rPr>
+              <w:t xml:space="preserve">1 · 3</w:t>
+            </w:r>
+          </w:p>
+        </w:tc>
+      </w:tr>
+      <w:tr>
+        <w:tc>
+          <w:tcPr>
+            <w:tcW w:type="dxa" w:w="1625"/>
+            <w:tcMar>
+              <w:top w:type="dxa" w:w="70"/>
+              <w:left w:type="dxa" w:w="110"/>
+              <w:bottom w:type="dxa" w:w="70"/>
+              <w:right w:type="dxa" w:w="110"/>
+            </w:tcMar>
+          </w:tcPr>
+          <w:p>
+            <w:pPr>
+              <w:spacing w:after="30" w:line="270"/>
+            </w:pPr>
+            <w:r>
+              <w:rPr>
+                <w:rFonts w:ascii="Malgun Gothic" w:cs="Malgun Gothic" w:eastAsia="Malgun Gothic" w:hAnsi="Malgun Gothic"/>
+                <w:b w:val="false"/>
+                <w:bCs w:val="false"/>
+                <w:sz w:val="18"/>
+                <w:szCs w:val="18"/>
+              </w:rPr>
+              <w:t xml:space="preserve">파티 하드</w:t>
+            </w:r>
+          </w:p>
+        </w:tc>
+        <w:tc>
+          <w:tcPr>
+            <w:tcW w:type="dxa" w:w="3791"/>
+            <w:tcMar>
+              <w:top w:type="dxa" w:w="70"/>
+              <w:left w:type="dxa" w:w="110"/>
+              <w:bottom w:type="dxa" w:w="70"/>
+              <w:right w:type="dxa" w:w="110"/>
+            </w:tcMar>
+          </w:tcPr>
+          <w:p>
+            <w:pPr>
+              <w:spacing w:after="30" w:line="270"/>
+            </w:pPr>
+            <w:r>
+              <w:rPr>
+                <w:rFonts w:ascii="Malgun Gothic" w:cs="Malgun Gothic" w:eastAsia="Malgun Gothic" w:hAnsi="Malgun Gothic"/>
+                <w:b w:val="false"/>
+                <w:bCs w:val="false"/>
+                <w:sz w:val="18"/>
+                <w:szCs w:val="18"/>
+              </w:rPr>
+              <w:t xml:space="preserve">목격자가 신고하러 뛰고, 도중에 막으면 무효 </w:t>
+            </w:r>
+          </w:p>
+          <w:p>
+            <w:pPr>
+              <w:spacing w:after="30" w:line="270"/>
+            </w:pPr>
+            <w:r>
+              <w:rPr>
+                <w:rFonts w:ascii="Malgun Gothic" w:cs="Malgun Gothic" w:eastAsia="Malgun Gothic" w:hAnsi="Malgun Gothic"/>
+                <w:b w:val="false"/>
+                <w:bCs w:val="false"/>
+                <w:sz w:val="18"/>
+                <w:szCs w:val="18"/>
+              </w:rPr>
+              <w:t xml:space="preserve"> 전화로 외부 사건 부르기 </w:t>
+            </w:r>
+          </w:p>
+          <w:p>
+            <w:pPr>
+              <w:spacing w:after="30" w:line="270"/>
+            </w:pPr>
+            <w:r>
+              <w:rPr>
+                <w:rFonts w:ascii="Malgun Gothic" w:cs="Malgun Gothic" w:eastAsia="Malgun Gothic" w:hAnsi="Malgun Gothic"/>
+                <w:b w:val="false"/>
+                <w:bCs w:val="false"/>
+                <w:sz w:val="18"/>
+                <w:szCs w:val="18"/>
+              </w:rPr>
+              <w:t xml:space="preserve"> 함정 사고 </w:t>
+            </w:r>
+          </w:p>
+          <w:p>
+            <w:pPr>
+              <w:spacing w:after="30" w:line="270"/>
+            </w:pPr>
+            <w:r>
+              <w:rPr>
+                <w:rFonts w:ascii="Malgun Gothic" w:cs="Malgun Gothic" w:eastAsia="Malgun Gothic" w:hAnsi="Malgun Gothic"/>
+                <w:b w:val="false"/>
+                <w:bCs w:val="false"/>
+                <w:sz w:val="18"/>
+                <w:szCs w:val="18"/>
+              </w:rPr>
+              <w:t xml:space="preserve"> 판마다 동선 조금씩 바꾸기</w:t>
+            </w:r>
+          </w:p>
+        </w:tc>
+        <w:tc>
+          <w:tcPr>
+            <w:tcW w:type="dxa" w:w="2527"/>
+            <w:tcMar>
+              <w:top w:type="dxa" w:w="70"/>
+              <w:left w:type="dxa" w:w="110"/>
+              <w:bottom w:type="dxa" w:w="70"/>
+              <w:right w:type="dxa" w:w="110"/>
+            </w:tcMar>
+          </w:tcPr>
+          <w:p>
+            <w:pPr>
+              <w:spacing w:after="30" w:line="270"/>
+            </w:pPr>
+            <w:r>
+              <w:rPr>
+                <w:rFonts w:ascii="Malgun Gothic" w:cs="Malgun Gothic" w:eastAsia="Malgun Gothic" w:hAnsi="Malgun Gothic"/>
+                <w:b w:val="false"/>
+                <w:bCs w:val="false"/>
+                <w:sz w:val="18"/>
+                <w:szCs w:val="18"/>
+              </w:rPr>
+              <w:t xml:space="preserve">주민 신고, 기회에 "전화 걸어 불러내기", 사고사</w:t>
+            </w:r>
+          </w:p>
+        </w:tc>
+        <w:tc>
+          <w:tcPr>
+            <w:tcW w:type="dxa" w:w="1083"/>
+            <w:tcMar>
+              <w:top w:type="dxa" w:w="70"/>
+              <w:left w:type="dxa" w:w="110"/>
+              <w:bottom w:type="dxa" w:w="70"/>
+              <w:right w:type="dxa" w:w="110"/>
+            </w:tcMar>
+          </w:tcPr>
+          <w:p>
+            <w:pPr>
+              <w:spacing w:after="30" w:line="270"/>
+            </w:pPr>
+            <w:r>
+              <w:rPr>
+                <w:rFonts w:ascii="Malgun Gothic" w:cs="Malgun Gothic" w:eastAsia="Malgun Gothic" w:hAnsi="Malgun Gothic"/>
+                <w:b w:val="false"/>
+                <w:bCs w:val="false"/>
+                <w:sz w:val="18"/>
+                <w:szCs w:val="18"/>
+              </w:rPr>
+              <w:t xml:space="preserve">2 · 3</w:t>
+            </w:r>
+          </w:p>
+        </w:tc>
+      </w:tr>
+      <w:tr>
+        <w:tc>
+          <w:tcPr>
+            <w:tcW w:type="dxa" w:w="1625"/>
+            <w:shd w:fill="F6F8FB" w:color="auto" w:val="clear"/>
+            <w:tcMar>
+              <w:top w:type="dxa" w:w="70"/>
+              <w:left w:type="dxa" w:w="110"/>
+              <w:bottom w:type="dxa" w:w="70"/>
+              <w:right w:type="dxa" w:w="110"/>
+            </w:tcMar>
+          </w:tcPr>
+          <w:p>
+            <w:pPr>
+              <w:spacing w:after="30" w:line="270"/>
+            </w:pPr>
+            <w:r>
+              <w:rPr>
+                <w:rFonts w:ascii="Malgun Gothic" w:cs="Malgun Gothic" w:eastAsia="Malgun Gothic" w:hAnsi="Malgun Gothic"/>
+                <w:b w:val="false"/>
+                <w:bCs w:val="false"/>
+                <w:sz w:val="18"/>
+                <w:szCs w:val="18"/>
+              </w:rPr>
+              <w:t xml:space="preserve">섀도우 택틱스</w:t>
+            </w:r>
+          </w:p>
+        </w:tc>
+        <w:tc>
+          <w:tcPr>
+            <w:tcW w:type="dxa" w:w="3791"/>
+            <w:shd w:fill="F6F8FB" w:color="auto" w:val="clear"/>
+            <w:tcMar>
+              <w:top w:type="dxa" w:w="70"/>
+              <w:left w:type="dxa" w:w="110"/>
+              <w:bottom w:type="dxa" w:w="70"/>
+              <w:right w:type="dxa" w:w="110"/>
+            </w:tcMar>
+          </w:tcPr>
+          <w:p>
+            <w:pPr>
+              <w:spacing w:after="30" w:line="270"/>
+            </w:pPr>
+            <w:r>
+              <w:rPr>
+                <w:rFonts w:ascii="Malgun Gothic" w:cs="Malgun Gothic" w:eastAsia="Malgun Gothic" w:hAnsi="Malgun Gothic"/>
+                <w:b w:val="false"/>
+                <w:bCs w:val="false"/>
+                <w:sz w:val="18"/>
+                <w:szCs w:val="18"/>
+              </w:rPr>
+              <w:t xml:space="preserve">변장한 채 말 걸어 시선 돌리기 </w:t>
+            </w:r>
+          </w:p>
+          <w:p>
+            <w:pPr>
+              <w:spacing w:after="30" w:line="270"/>
+            </w:pPr>
+            <w:r>
+              <w:rPr>
+                <w:rFonts w:ascii="Malgun Gothic" w:cs="Malgun Gothic" w:eastAsia="Malgun Gothic" w:hAnsi="Malgun Gothic"/>
+                <w:b w:val="false"/>
+                <w:bCs w:val="false"/>
+                <w:sz w:val="18"/>
+                <w:szCs w:val="18"/>
+              </w:rPr>
+              <w:t xml:space="preserve"> 재채기 가루로 시야 좁히기 </w:t>
+            </w:r>
+          </w:p>
+          <w:p>
+            <w:pPr>
+              <w:spacing w:after="30" w:line="270"/>
+            </w:pPr>
+            <w:r>
+              <w:rPr>
+                <w:rFonts w:ascii="Malgun Gothic" w:cs="Malgun Gothic" w:eastAsia="Malgun Gothic" w:hAnsi="Malgun Gothic"/>
+                <w:b w:val="false"/>
+                <w:bCs w:val="false"/>
+                <w:sz w:val="18"/>
+                <w:szCs w:val="18"/>
+              </w:rPr>
+              <w:t xml:space="preserve"> 사무라이는 변장이 안 통함 </w:t>
+            </w:r>
+          </w:p>
+          <w:p>
+            <w:pPr>
+              <w:spacing w:after="30" w:line="270"/>
+            </w:pPr>
+            <w:r>
+              <w:rPr>
+                <w:rFonts w:ascii="Malgun Gothic" w:cs="Malgun Gothic" w:eastAsia="Malgun Gothic" w:hAnsi="Malgun Gothic"/>
+                <w:b w:val="false"/>
+                <w:bCs w:val="false"/>
+                <w:sz w:val="18"/>
+                <w:szCs w:val="18"/>
+              </w:rPr>
+              <w:t xml:space="preserve"> 명령 예약(섀도우 모드)</w:t>
+            </w:r>
+          </w:p>
+        </w:tc>
+        <w:tc>
+          <w:tcPr>
+            <w:tcW w:type="dxa" w:w="2527"/>
+            <w:shd w:fill="F6F8FB" w:color="auto" w:val="clear"/>
+            <w:tcMar>
+              <w:top w:type="dxa" w:w="70"/>
+              <w:left w:type="dxa" w:w="110"/>
+              <w:bottom w:type="dxa" w:w="70"/>
+              <w:right w:type="dxa" w:w="110"/>
+            </w:tcMar>
+          </w:tcPr>
+          <w:p>
+            <w:pPr>
+              <w:spacing w:after="30" w:line="270"/>
+            </w:pPr>
+            <w:r>
+              <w:rPr>
+                <w:rFonts w:ascii="Malgun Gothic" w:cs="Malgun Gothic" w:eastAsia="Malgun Gothic" w:hAnsi="Malgun Gothic"/>
+                <w:b w:val="false"/>
+                <w:bCs w:val="false"/>
+                <w:sz w:val="18"/>
+                <w:szCs w:val="18"/>
+              </w:rPr>
+              <w:t xml:space="preserve">변장 중 "말 걸기" 행동, 정예=눈썰미(완료), 전술 지도 예약 강화</w:t>
+            </w:r>
+          </w:p>
+        </w:tc>
+        <w:tc>
+          <w:tcPr>
+            <w:tcW w:type="dxa" w:w="1083"/>
+            <w:shd w:fill="F6F8FB" w:color="auto" w:val="clear"/>
+            <w:tcMar>
+              <w:top w:type="dxa" w:w="70"/>
+              <w:left w:type="dxa" w:w="110"/>
+              <w:bottom w:type="dxa" w:w="70"/>
+              <w:right w:type="dxa" w:w="110"/>
+            </w:tcMar>
+          </w:tcPr>
+          <w:p>
+            <w:pPr>
+              <w:spacing w:after="30" w:line="270"/>
+            </w:pPr>
+            <w:r>
+              <w:rPr>
+                <w:rFonts w:ascii="Malgun Gothic" w:cs="Malgun Gothic" w:eastAsia="Malgun Gothic" w:hAnsi="Malgun Gothic"/>
+                <w:b w:val="false"/>
+                <w:bCs w:val="false"/>
+                <w:sz w:val="18"/>
+                <w:szCs w:val="18"/>
+              </w:rPr>
+              <w:t xml:space="preserve">2 · 5</w:t>
+            </w:r>
+          </w:p>
+        </w:tc>
+      </w:tr>
+      <w:tr>
+        <w:tc>
+          <w:tcPr>
+            <w:tcW w:type="dxa" w:w="1625"/>
+            <w:tcMar>
+              <w:top w:type="dxa" w:w="70"/>
+              <w:left w:type="dxa" w:w="110"/>
+              <w:bottom w:type="dxa" w:w="70"/>
+              <w:right w:type="dxa" w:w="110"/>
+            </w:tcMar>
+          </w:tcPr>
+          <w:p>
+            <w:pPr>
+              <w:spacing w:after="30" w:line="270"/>
+            </w:pPr>
+            <w:r>
+              <w:rPr>
+                <w:rFonts w:ascii="Malgun Gothic" w:cs="Malgun Gothic" w:eastAsia="Malgun Gothic" w:hAnsi="Malgun Gothic"/>
+                <w:b w:val="false"/>
+                <w:bCs w:val="false"/>
+                <w:sz w:val="18"/>
+                <w:szCs w:val="18"/>
+              </w:rPr>
+              <w:t xml:space="preserve">이스케이피스트</w:t>
+            </w:r>
+          </w:p>
+        </w:tc>
+        <w:tc>
+          <w:tcPr>
+            <w:tcW w:type="dxa" w:w="3791"/>
+            <w:tcMar>
+              <w:top w:type="dxa" w:w="70"/>
+              <w:left w:type="dxa" w:w="110"/>
+              <w:bottom w:type="dxa" w:w="70"/>
+              <w:right w:type="dxa" w:w="110"/>
+            </w:tcMar>
+          </w:tcPr>
+          <w:p>
+            <w:pPr>
+              <w:spacing w:after="30" w:line="270"/>
+            </w:pPr>
+            <w:r>
+              <w:rPr>
+                <w:rFonts w:ascii="Malgun Gothic" w:cs="Malgun Gothic" w:eastAsia="Malgun Gothic" w:hAnsi="Malgun Gothic"/>
+                <w:b w:val="false"/>
+                <w:bCs w:val="false"/>
+                <w:sz w:val="18"/>
+                <w:szCs w:val="18"/>
+              </w:rPr>
+              <w:t xml:space="preserve">정해진 일과표 </w:t>
+            </w:r>
+          </w:p>
+          <w:p>
+            <w:pPr>
+              <w:spacing w:after="30" w:line="270"/>
+            </w:pPr>
+            <w:r>
+              <w:rPr>
+                <w:rFonts w:ascii="Malgun Gothic" w:cs="Malgun Gothic" w:eastAsia="Malgun Gothic" w:hAnsi="Malgun Gothic"/>
+                <w:b w:val="false"/>
+                <w:bCs w:val="false"/>
+                <w:sz w:val="18"/>
+                <w:szCs w:val="18"/>
+              </w:rPr>
+              <w:t xml:space="preserve"> 일과에서 벗어나면 의심</w:t>
+            </w:r>
+          </w:p>
+        </w:tc>
+        <w:tc>
+          <w:tcPr>
+            <w:tcW w:type="dxa" w:w="2527"/>
+            <w:tcMar>
+              <w:top w:type="dxa" w:w="70"/>
+              <w:left w:type="dxa" w:w="110"/>
+              <w:bottom w:type="dxa" w:w="70"/>
+              <w:right w:type="dxa" w:w="110"/>
+            </w:tcMar>
+          </w:tcPr>
+          <w:p>
+            <w:pPr>
+              <w:spacing w:after="30" w:line="270"/>
+            </w:pPr>
+            <w:r>
+              <w:rPr>
+                <w:rFonts w:ascii="Malgun Gothic" w:cs="Malgun Gothic" w:eastAsia="Malgun Gothic" w:hAnsi="Malgun Gothic"/>
+                <w:b w:val="false"/>
+                <w:bCs w:val="false"/>
+                <w:sz w:val="18"/>
+                <w:szCs w:val="18"/>
+              </w:rPr>
+              <w:t xml:space="preserve">표적·직원 일과표, 일과 시간 표시</w:t>
+            </w:r>
+          </w:p>
+        </w:tc>
+        <w:tc>
+          <w:tcPr>
+            <w:tcW w:type="dxa" w:w="1083"/>
+            <w:tcMar>
+              <w:top w:type="dxa" w:w="70"/>
+              <w:left w:type="dxa" w:w="110"/>
+              <w:bottom w:type="dxa" w:w="70"/>
+              <w:right w:type="dxa" w:w="110"/>
+            </w:tcMar>
+          </w:tcPr>
+          <w:p>
+            <w:pPr>
+              <w:spacing w:after="30" w:line="270"/>
+            </w:pPr>
+            <w:r>
+              <w:rPr>
+                <w:rFonts w:ascii="Malgun Gothic" w:cs="Malgun Gothic" w:eastAsia="Malgun Gothic" w:hAnsi="Malgun Gothic"/>
+                <w:b w:val="false"/>
+                <w:bCs w:val="false"/>
+                <w:sz w:val="18"/>
+                <w:szCs w:val="18"/>
+              </w:rPr>
+              <w:t xml:space="preserve">2</w:t>
+            </w:r>
+          </w:p>
+        </w:tc>
+      </w:tr>
+      <w:tr>
+        <w:tc>
+          <w:tcPr>
+            <w:tcW w:type="dxa" w:w="1625"/>
+            <w:shd w:fill="F6F8FB" w:color="auto" w:val="clear"/>
+            <w:tcMar>
+              <w:top w:type="dxa" w:w="70"/>
+              <w:left w:type="dxa" w:w="110"/>
+              <w:bottom w:type="dxa" w:w="70"/>
+              <w:right w:type="dxa" w:w="110"/>
+            </w:tcMar>
+          </w:tcPr>
+          <w:p>
+            <w:pPr>
+              <w:spacing w:after="30" w:line="270"/>
+            </w:pPr>
+            <w:r>
+              <w:rPr>
+                <w:rFonts w:ascii="Malgun Gothic" w:cs="Malgun Gothic" w:eastAsia="Malgun Gothic" w:hAnsi="Malgun Gothic"/>
+                <w:b w:val="false"/>
+                <w:bCs w:val="false"/>
+                <w:sz w:val="18"/>
+                <w:szCs w:val="18"/>
+              </w:rPr>
+              <w:t xml:space="preserve">마크 오브 더 닌자</w:t>
+            </w:r>
+          </w:p>
+        </w:tc>
+        <w:tc>
+          <w:tcPr>
+            <w:tcW w:type="dxa" w:w="3791"/>
+            <w:shd w:fill="F6F8FB" w:color="auto" w:val="clear"/>
+            <w:tcMar>
+              <w:top w:type="dxa" w:w="70"/>
+              <w:left w:type="dxa" w:w="110"/>
+              <w:bottom w:type="dxa" w:w="70"/>
+              <w:right w:type="dxa" w:w="110"/>
+            </w:tcMar>
+          </w:tcPr>
+          <w:p>
+            <w:pPr>
+              <w:spacing w:after="30" w:line="270"/>
+            </w:pPr>
+            <w:r>
+              <w:rPr>
+                <w:rFonts w:ascii="Malgun Gothic" w:cs="Malgun Gothic" w:eastAsia="Malgun Gothic" w:hAnsi="Malgun Gothic"/>
+                <w:b w:val="false"/>
+                <w:bCs w:val="false"/>
+                <w:sz w:val="18"/>
+                <w:szCs w:val="18"/>
+              </w:rPr>
+              <w:t xml:space="preserve">소리 원 </w:t>
+            </w:r>
+          </w:p>
+          <w:p>
+            <w:pPr>
+              <w:spacing w:after="30" w:line="270"/>
+            </w:pPr>
+            <w:r>
+              <w:rPr>
+                <w:rFonts w:ascii="Malgun Gothic" w:cs="Malgun Gothic" w:eastAsia="Malgun Gothic" w:hAnsi="Malgun Gothic"/>
+                <w:b w:val="false"/>
+                <w:bCs w:val="false"/>
+                <w:sz w:val="18"/>
+                <w:szCs w:val="18"/>
+              </w:rPr>
+              <w:t xml:space="preserve"> 빛과 어둠 </w:t>
+            </w:r>
+          </w:p>
+          <w:p>
+            <w:pPr>
+              <w:spacing w:after="30" w:line="270"/>
+            </w:pPr>
+            <w:r>
+              <w:rPr>
+                <w:rFonts w:ascii="Malgun Gothic" w:cs="Malgun Gothic" w:eastAsia="Malgun Gothic" w:hAnsi="Malgun Gothic"/>
+                <w:b w:val="false"/>
+                <w:bCs w:val="false"/>
+                <w:sz w:val="18"/>
+                <w:szCs w:val="18"/>
+              </w:rPr>
+              <w:t xml:space="preserve"> 숨는 곳 </w:t>
+            </w:r>
+          </w:p>
+          <w:p>
+            <w:pPr>
+              <w:spacing w:after="30" w:line="270"/>
+            </w:pPr>
+            <w:r>
+              <w:rPr>
+                <w:rFonts w:ascii="Malgun Gothic" w:cs="Malgun Gothic" w:eastAsia="Malgun Gothic" w:hAnsi="Malgun Gothic"/>
+                <w:b w:val="false"/>
+                <w:bCs w:val="false"/>
+                <w:sz w:val="18"/>
+                <w:szCs w:val="18"/>
+              </w:rPr>
+              <w:t xml:space="preserve"> 모든 정보가 화면에 보임</w:t>
+            </w:r>
+          </w:p>
+        </w:tc>
+        <w:tc>
+          <w:tcPr>
+            <w:tcW w:type="dxa" w:w="2527"/>
+            <w:shd w:fill="F6F8FB" w:color="auto" w:val="clear"/>
+            <w:tcMar>
+              <w:top w:type="dxa" w:w="70"/>
+              <w:left w:type="dxa" w:w="110"/>
+              <w:bottom w:type="dxa" w:w="70"/>
+              <w:right w:type="dxa" w:w="110"/>
+            </w:tcMar>
+          </w:tcPr>
+          <w:p>
+            <w:pPr>
+              <w:spacing w:after="30" w:line="270"/>
+            </w:pPr>
+            <w:r>
+              <w:rPr>
+                <w:rFonts w:ascii="Malgun Gothic" w:cs="Malgun Gothic" w:eastAsia="Malgun Gothic" w:hAnsi="Malgun Gothic"/>
+                <w:b w:val="false"/>
+                <w:bCs w:val="false"/>
+                <w:sz w:val="18"/>
+                <w:szCs w:val="18"/>
+              </w:rPr>
+              <w:t xml:space="preserve">이미 있음 — 유지</w:t>
+            </w:r>
+          </w:p>
+        </w:tc>
+        <w:tc>
+          <w:tcPr>
+            <w:tcW w:type="dxa" w:w="1083"/>
+            <w:shd w:fill="F6F8FB" w:color="auto" w:val="clear"/>
+            <w:tcMar>
+              <w:top w:type="dxa" w:w="70"/>
+              <w:left w:type="dxa" w:w="110"/>
+              <w:bottom w:type="dxa" w:w="70"/>
+              <w:right w:type="dxa" w:w="110"/>
+            </w:tcMar>
+          </w:tcPr>
+          <w:p>
+            <w:pPr>
+              <w:spacing w:after="30" w:line="270"/>
+            </w:pPr>
+            <w:r>
+              <w:rPr>
+                <w:rFonts w:ascii="Malgun Gothic" w:cs="Malgun Gothic" w:eastAsia="Malgun Gothic" w:hAnsi="Malgun Gothic"/>
+                <w:b w:val="false"/>
+                <w:bCs w:val="false"/>
+                <w:sz w:val="18"/>
+                <w:szCs w:val="18"/>
+              </w:rPr>
+              <w:t xml:space="preserve">—</w:t>
+            </w:r>
+          </w:p>
+        </w:tc>
+      </w:tr>
+      <w:tr>
+        <w:tc>
+          <w:tcPr>
+            <w:tcW w:type="dxa" w:w="1625"/>
+            <w:tcMar>
+              <w:top w:type="dxa" w:w="70"/>
+              <w:left w:type="dxa" w:w="110"/>
+              <w:bottom w:type="dxa" w:w="70"/>
+              <w:right w:type="dxa" w:w="110"/>
+            </w:tcMar>
+          </w:tcPr>
+          <w:p>
+            <w:pPr>
+              <w:spacing w:after="30" w:line="270"/>
+            </w:pPr>
+            <w:r>
+              <w:rPr>
+                <w:rFonts w:ascii="Malgun Gothic" w:cs="Malgun Gothic" w:eastAsia="Malgun Gothic" w:hAnsi="Malgun Gothic"/>
+                <w:b w:val="false"/>
+                <w:bCs w:val="false"/>
+                <w:sz w:val="18"/>
+                <w:szCs w:val="18"/>
+              </w:rPr>
+              <w:t xml:space="preserve">어쌔신 크리드</w:t>
+            </w:r>
+          </w:p>
+        </w:tc>
+        <w:tc>
+          <w:tcPr>
+            <w:tcW w:type="dxa" w:w="3791"/>
+            <w:tcMar>
+              <w:top w:type="dxa" w:w="70"/>
+              <w:left w:type="dxa" w:w="110"/>
+              <w:bottom w:type="dxa" w:w="70"/>
+              <w:right w:type="dxa" w:w="110"/>
+            </w:tcMar>
+          </w:tcPr>
+          <w:p>
+            <w:pPr>
+              <w:spacing w:after="30" w:line="270"/>
+            </w:pPr>
+            <w:r>
+              <w:rPr>
+                <w:rFonts w:ascii="Malgun Gothic" w:cs="Malgun Gothic" w:eastAsia="Malgun Gothic" w:hAnsi="Malgun Gothic"/>
+                <w:b w:val="false"/>
+                <w:bCs w:val="false"/>
+                <w:sz w:val="18"/>
+                <w:szCs w:val="18"/>
+              </w:rPr>
+              <w:t xml:space="preserve">군중 섞이기 </w:t>
+            </w:r>
+          </w:p>
+          <w:p>
+            <w:pPr>
+              <w:spacing w:after="30" w:line="270"/>
+            </w:pPr>
+            <w:r>
+              <w:rPr>
+                <w:rFonts w:ascii="Malgun Gothic" w:cs="Malgun Gothic" w:eastAsia="Malgun Gothic" w:hAnsi="Malgun Gothic"/>
+                <w:b w:val="false"/>
+                <w:bCs w:val="false"/>
+                <w:sz w:val="18"/>
+                <w:szCs w:val="18"/>
+              </w:rPr>
+              <w:t xml:space="preserve"> 지붕 이동 </w:t>
+            </w:r>
+          </w:p>
+          <w:p>
+            <w:pPr>
+              <w:spacing w:after="30" w:line="270"/>
+            </w:pPr>
+            <w:r>
+              <w:rPr>
+                <w:rFonts w:ascii="Malgun Gothic" w:cs="Malgun Gothic" w:eastAsia="Malgun Gothic" w:hAnsi="Malgun Gothic"/>
+                <w:b w:val="false"/>
+                <w:bCs w:val="false"/>
+                <w:sz w:val="18"/>
+                <w:szCs w:val="18"/>
+              </w:rPr>
+              <w:t xml:space="preserve"> 위에서 덮치기</w:t>
+            </w:r>
+          </w:p>
+        </w:tc>
+        <w:tc>
+          <w:tcPr>
+            <w:tcW w:type="dxa" w:w="2527"/>
+            <w:tcMar>
+              <w:top w:type="dxa" w:w="70"/>
+              <w:left w:type="dxa" w:w="110"/>
+              <w:bottom w:type="dxa" w:w="70"/>
+              <w:right w:type="dxa" w:w="110"/>
+            </w:tcMar>
+          </w:tcPr>
+          <w:p>
+            <w:pPr>
+              <w:spacing w:after="30" w:line="270"/>
+            </w:pPr>
+            <w:r>
+              <w:rPr>
+                <w:rFonts w:ascii="Malgun Gothic" w:cs="Malgun Gothic" w:eastAsia="Malgun Gothic" w:hAnsi="Malgun Gothic"/>
+                <w:b w:val="false"/>
+                <w:bCs w:val="false"/>
+                <w:sz w:val="18"/>
+                <w:szCs w:val="18"/>
+              </w:rPr>
+              <w:t xml:space="preserve">이미 있음 — 기절 덮치기 추가(완료)</w:t>
+            </w:r>
+          </w:p>
+        </w:tc>
+        <w:tc>
+          <w:tcPr>
+            <w:tcW w:type="dxa" w:w="1083"/>
+            <w:tcMar>
+              <w:top w:type="dxa" w:w="70"/>
+              <w:left w:type="dxa" w:w="110"/>
+              <w:bottom w:type="dxa" w:w="70"/>
+              <w:right w:type="dxa" w:w="110"/>
+            </w:tcMar>
+          </w:tcPr>
+          <w:p>
+            <w:pPr>
+              <w:spacing w:after="30" w:line="270"/>
+            </w:pPr>
+            <w:r>
+              <w:rPr>
+                <w:rFonts w:ascii="Malgun Gothic" w:cs="Malgun Gothic" w:eastAsia="Malgun Gothic" w:hAnsi="Malgun Gothic"/>
+                <w:b w:val="false"/>
+                <w:bCs w:val="false"/>
+                <w:sz w:val="18"/>
+                <w:szCs w:val="18"/>
+              </w:rPr>
+              <w:t xml:space="preserve">—</w:t>
+            </w:r>
+          </w:p>
+        </w:tc>
+      </w:tr>
+      <w:tr>
+        <w:tc>
+          <w:tcPr>
+            <w:tcW w:type="dxa" w:w="1625"/>
+            <w:shd w:fill="F6F8FB" w:color="auto" w:val="clear"/>
+            <w:tcMar>
+              <w:top w:type="dxa" w:w="70"/>
+              <w:left w:type="dxa" w:w="110"/>
+              <w:bottom w:type="dxa" w:w="70"/>
+              <w:right w:type="dxa" w:w="110"/>
+            </w:tcMar>
+          </w:tcPr>
+          <w:p>
+            <w:pPr>
+              <w:spacing w:after="30" w:line="270"/>
+            </w:pPr>
+            <w:r>
+              <w:rPr>
+                <w:rFonts w:ascii="Malgun Gothic" w:cs="Malgun Gothic" w:eastAsia="Malgun Gothic" w:hAnsi="Malgun Gothic"/>
+                <w:b w:val="false"/>
+                <w:bCs w:val="false"/>
+                <w:sz w:val="18"/>
+                <w:szCs w:val="18"/>
+              </w:rPr>
+              <w:t xml:space="preserve">핫라인 마이애미</w:t>
+            </w:r>
+          </w:p>
+        </w:tc>
+        <w:tc>
+          <w:tcPr>
+            <w:tcW w:type="dxa" w:w="3791"/>
+            <w:shd w:fill="F6F8FB" w:color="auto" w:val="clear"/>
+            <w:tcMar>
+              <w:top w:type="dxa" w:w="70"/>
+              <w:left w:type="dxa" w:w="110"/>
+              <w:bottom w:type="dxa" w:w="70"/>
+              <w:right w:type="dxa" w:w="110"/>
+            </w:tcMar>
+          </w:tcPr>
+          <w:p>
+            <w:pPr>
+              <w:spacing w:after="30" w:line="270"/>
+            </w:pPr>
+            <w:r>
+              <w:rPr>
+                <w:rFonts w:ascii="Malgun Gothic" w:cs="Malgun Gothic" w:eastAsia="Malgun Gothic" w:hAnsi="Malgun Gothic"/>
+                <w:b w:val="false"/>
+                <w:bCs w:val="false"/>
+                <w:sz w:val="18"/>
+                <w:szCs w:val="18"/>
+              </w:rPr>
+              <w:t xml:space="preserve">실패 후 즉시 재시작 </w:t>
+            </w:r>
+          </w:p>
+          <w:p>
+            <w:pPr>
+              <w:spacing w:after="30" w:line="270"/>
+            </w:pPr>
+            <w:r>
+              <w:rPr>
+                <w:rFonts w:ascii="Malgun Gothic" w:cs="Malgun Gothic" w:eastAsia="Malgun Gothic" w:hAnsi="Malgun Gothic"/>
+                <w:b w:val="false"/>
+                <w:bCs w:val="false"/>
+                <w:sz w:val="18"/>
+                <w:szCs w:val="18"/>
+              </w:rPr>
+              <w:t xml:space="preserve"> 짧고 강한 처치 손맛 </w:t>
+            </w:r>
+          </w:p>
+          <w:p>
+            <w:pPr>
+              <w:spacing w:after="30" w:line="270"/>
+            </w:pPr>
+            <w:r>
+              <w:rPr>
+                <w:rFonts w:ascii="Malgun Gothic" w:cs="Malgun Gothic" w:eastAsia="Malgun Gothic" w:hAnsi="Malgun Gothic"/>
+                <w:b w:val="false"/>
+                <w:bCs w:val="false"/>
+                <w:sz w:val="18"/>
+                <w:szCs w:val="18"/>
+              </w:rPr>
+              <w:t xml:space="preserve"> 강렬한 색감</w:t>
+            </w:r>
+          </w:p>
+        </w:tc>
+        <w:tc>
+          <w:tcPr>
+            <w:tcW w:type="dxa" w:w="2527"/>
+            <w:shd w:fill="F6F8FB" w:color="auto" w:val="clear"/>
+            <w:tcMar>
+              <w:top w:type="dxa" w:w="70"/>
+              <w:left w:type="dxa" w:w="110"/>
+              <w:bottom w:type="dxa" w:w="70"/>
+              <w:right w:type="dxa" w:w="110"/>
+            </w:tcMar>
+          </w:tcPr>
+          <w:p>
+            <w:pPr>
+              <w:spacing w:after="30" w:line="270"/>
+            </w:pPr>
+            <w:r>
+              <w:rPr>
+                <w:rFonts w:ascii="Malgun Gothic" w:cs="Malgun Gothic" w:eastAsia="Malgun Gothic" w:hAnsi="Malgun Gothic"/>
+                <w:b w:val="false"/>
+                <w:bCs w:val="false"/>
+                <w:sz w:val="18"/>
+                <w:szCs w:val="18"/>
+              </w:rPr>
+              <w:t xml:space="preserve">체크포인트 즉시 재시작, 처치 화면 흔들림(있음)</w:t>
+            </w:r>
+          </w:p>
+        </w:tc>
+        <w:tc>
+          <w:tcPr>
+            <w:tcW w:type="dxa" w:w="1083"/>
+            <w:shd w:fill="F6F8FB" w:color="auto" w:val="clear"/>
+            <w:tcMar>
+              <w:top w:type="dxa" w:w="70"/>
+              <w:left w:type="dxa" w:w="110"/>
+              <w:bottom w:type="dxa" w:w="70"/>
+              <w:right w:type="dxa" w:w="110"/>
+            </w:tcMar>
+          </w:tcPr>
+          <w:p>
+            <w:pPr>
+              <w:spacing w:after="30" w:line="270"/>
+            </w:pPr>
+            <w:r>
+              <w:rPr>
+                <w:rFonts w:ascii="Malgun Gothic" w:cs="Malgun Gothic" w:eastAsia="Malgun Gothic" w:hAnsi="Malgun Gothic"/>
+                <w:b w:val="false"/>
+                <w:bCs w:val="false"/>
+                <w:sz w:val="18"/>
+                <w:szCs w:val="18"/>
+              </w:rPr>
+              <w:t xml:space="preserve">6</w:t>
+            </w:r>
+          </w:p>
+        </w:tc>
+      </w:tr>
+    </w:tbl>
+    <w:p>
       <w:pPr>
         <w:pStyle w:val="Heading2"/>
         <w:spacing w:after="100" w:before="240"/>
@@ -9781,7 +11149,7 @@
           <w:sz w:val="24"/>
           <w:szCs w:val="24"/>
         </w:rPr>
-        <w:t xml:space="preserve">참고: 히트맨에서 가져온 것</w:t>
+        <w:t xml:space="preserve">요약: 히트맨에서 가져온 것</w:t>
       </w:r>
     </w:p>
     <w:p>

--- a/docs/야행_히트맨식_기획서.docx
+++ b/docs/야행_히트맨식_기획서.docx
@@ -58,7 +58,7 @@
           <w:sz w:val="20"/>
           <w:szCs w:val="20"/>
         </w:rPr>
-        <w:t xml:space="preserve">작성 2026-10-27 · 기준 빌드 v56 · 방향 확정: "2D 히트맨" (어쌔신 크리드는 이동 방식만 차용)</w:t>
+        <w:t xml:space="preserve">작성 2026-10-27 · 기준 빌드 v57 · 방향 확정: "2D 히트맨" (어쌔신 크리드는 이동 방식만 차용)</w:t>
       </w:r>
     </w:p>
     <w:p>
@@ -175,7 +175,7 @@
           <w:sz w:val="20"/>
           <w:szCs w:val="20"/>
         </w:rPr>
-        <w:t xml:space="preserve">모든 기능과 의뢰는 아래 다섯 가지에 비춰 넣을지 뺄지 정한다.</w:t>
+        <w:t xml:space="preserve">모든 기능과 의뢰는 아래 일곱 가지에 비춰 넣을지 뺄지 정한다.</w:t>
       </w:r>
     </w:p>
     <w:tbl>
@@ -686,6 +686,169 @@
                 <w:szCs w:val="18"/>
               </w:rPr>
               <w:t xml:space="preserve">도전 과제 → 별 → 시작 위치·시작 변장·탈출구 해금.</w:t>
+            </w:r>
+          </w:p>
+        </w:tc>
+      </w:tr>
+      <w:tr>
+        <w:tc>
+          <w:tcPr>
+            <w:tcW w:type="dxa" w:w="1805"/>
+            <w:shd w:fill="F6F8FB" w:color="auto" w:val="clear"/>
+            <w:tcMar>
+              <w:top w:type="dxa" w:w="70"/>
+              <w:left w:type="dxa" w:w="110"/>
+              <w:bottom w:type="dxa" w:w="70"/>
+              <w:right w:type="dxa" w:w="110"/>
+            </w:tcMar>
+          </w:tcPr>
+          <w:p>
+            <w:pPr>
+              <w:spacing w:after="30" w:line="270"/>
+            </w:pPr>
+            <w:r>
+              <w:rPr>
+                <w:rFonts w:ascii="Malgun Gothic" w:cs="Malgun Gothic" w:eastAsia="Malgun Gothic" w:hAnsi="Malgun Gothic"/>
+                <w:b w:val="false"/>
+                <w:bCs w:val="false"/>
+                <w:sz w:val="18"/>
+                <w:szCs w:val="18"/>
+              </w:rPr>
+              <w:t xml:space="preserve">정면돌파는 허용, 대신 비싸게</w:t>
+            </w:r>
+          </w:p>
+        </w:tc>
+        <w:tc>
+          <w:tcPr>
+            <w:tcW w:type="dxa" w:w="3939"/>
+            <w:shd w:fill="F6F8FB" w:color="auto" w:val="clear"/>
+            <w:tcMar>
+              <w:top w:type="dxa" w:w="70"/>
+              <w:left w:type="dxa" w:w="110"/>
+              <w:bottom w:type="dxa" w:w="70"/>
+              <w:right w:type="dxa" w:w="110"/>
+            </w:tcMar>
+          </w:tcPr>
+          <w:p>
+            <w:pPr>
+              <w:spacing w:after="30" w:line="270"/>
+            </w:pPr>
+            <w:r>
+              <w:rPr>
+                <w:rFonts w:ascii="Malgun Gothic" w:cs="Malgun Gothic" w:eastAsia="Malgun Gothic" w:hAnsi="Malgun Gothic"/>
+                <w:b w:val="false"/>
+                <w:bCs w:val="false"/>
+                <w:sz w:val="18"/>
+                <w:szCs w:val="18"/>
+              </w:rPr>
+              <w:t xml:space="preserve">실력 있는 사람은 밀어붙여도 깰 수 있다. 다른 길이 더 쉽고 더 보이게 만든다.</w:t>
+            </w:r>
+          </w:p>
+        </w:tc>
+        <w:tc>
+          <w:tcPr>
+            <w:tcW w:type="dxa" w:w="3282"/>
+            <w:shd w:fill="F6F8FB" w:color="auto" w:val="clear"/>
+            <w:tcMar>
+              <w:top w:type="dxa" w:w="70"/>
+              <w:left w:type="dxa" w:w="110"/>
+              <w:bottom w:type="dxa" w:w="70"/>
+              <w:right w:type="dxa" w:w="110"/>
+            </w:tcMar>
+          </w:tcPr>
+          <w:p>
+            <w:pPr>
+              <w:spacing w:after="30" w:line="270"/>
+            </w:pPr>
+            <w:r>
+              <w:rPr>
+                <w:rFonts w:ascii="Malgun Gothic" w:cs="Malgun Gothic" w:eastAsia="Malgun Gothic" w:hAnsi="Malgun Gothic"/>
+                <w:b w:val="false"/>
+                <w:bCs w:val="false"/>
+                <w:sz w:val="18"/>
+                <w:szCs w:val="18"/>
+              </w:rPr>
+              <w:t xml:space="preserve">깨면 소란꾼 등급·별 적음, 경보 시 증원·표적 피신(실패는 아님). 변장·기회가 수고 대비 이득이 크다.</w:t>
+            </w:r>
+          </w:p>
+        </w:tc>
+      </w:tr>
+      <w:tr>
+        <w:tc>
+          <w:tcPr>
+            <w:tcW w:type="dxa" w:w="1805"/>
+            <w:tcMar>
+              <w:top w:type="dxa" w:w="70"/>
+              <w:left w:type="dxa" w:w="110"/>
+              <w:bottom w:type="dxa" w:w="70"/>
+              <w:right w:type="dxa" w:w="110"/>
+            </w:tcMar>
+          </w:tcPr>
+          <w:p>
+            <w:pPr>
+              <w:spacing w:after="30" w:line="270"/>
+            </w:pPr>
+            <w:r>
+              <w:rPr>
+                <w:rFonts w:ascii="Malgun Gothic" w:cs="Malgun Gothic" w:eastAsia="Malgun Gothic" w:hAnsi="Malgun Gothic"/>
+                <w:b w:val="false"/>
+                <w:bCs w:val="false"/>
+                <w:sz w:val="18"/>
+                <w:szCs w:val="18"/>
+              </w:rPr>
+              <w:t xml:space="preserve">자유도가 재미다</w:t>
+            </w:r>
+          </w:p>
+        </w:tc>
+        <w:tc>
+          <w:tcPr>
+            <w:tcW w:type="dxa" w:w="3939"/>
+            <w:tcMar>
+              <w:top w:type="dxa" w:w="70"/>
+              <w:left w:type="dxa" w:w="110"/>
+              <w:bottom w:type="dxa" w:w="70"/>
+              <w:right w:type="dxa" w:w="110"/>
+            </w:tcMar>
+          </w:tcPr>
+          <w:p>
+            <w:pPr>
+              <w:spacing w:after="30" w:line="270"/>
+            </w:pPr>
+            <w:r>
+              <w:rPr>
+                <w:rFonts w:ascii="Malgun Gothic" w:cs="Malgun Gothic" w:eastAsia="Malgun Gothic" w:hAnsi="Malgun Gothic"/>
+                <w:b w:val="false"/>
+                <w:bCs w:val="false"/>
+                <w:sz w:val="18"/>
+                <w:szCs w:val="18"/>
+              </w:rPr>
+              <w:t xml:space="preserve">암살·변장+기회·숨어서 기습, 어느 쪽이든 정답이다.</w:t>
+            </w:r>
+          </w:p>
+        </w:tc>
+        <w:tc>
+          <w:tcPr>
+            <w:tcW w:type="dxa" w:w="3282"/>
+            <w:tcMar>
+              <w:top w:type="dxa" w:w="70"/>
+              <w:left w:type="dxa" w:w="110"/>
+              <w:bottom w:type="dxa" w:w="70"/>
+              <w:right w:type="dxa" w:w="110"/>
+            </w:tcMar>
+          </w:tcPr>
+          <w:p>
+            <w:pPr>
+              <w:spacing w:after="30" w:line="270"/>
+            </w:pPr>
+            <w:r>
+              <w:rPr>
+                <w:rFonts w:ascii="Malgun Gothic" w:cs="Malgun Gothic" w:eastAsia="Malgun Gothic" w:hAnsi="Malgun Gothic"/>
+                <w:b w:val="false"/>
+                <w:bCs w:val="false"/>
+                <w:sz w:val="18"/>
+                <w:szCs w:val="18"/>
+              </w:rPr>
+              <w:t xml:space="preserve">기회는 힌트일 뿐 강제가 아니다. 규칙(옷·구역·빛·소리)이 일관돼 즉흥 해결이 된다.</w:t>
             </w:r>
           </w:p>
         </w:tc>

--- a/docs/야행_히트맨식_기획서.docx
+++ b/docs/야행_히트맨식_기획서.docx
@@ -58,7 +58,7 @@
           <w:sz w:val="20"/>
           <w:szCs w:val="20"/>
         </w:rPr>
-        <w:t xml:space="preserve">작성 2026-10-27 · 기준 빌드 v57 · 방향 확정: "2D 히트맨" (어쌔신 크리드는 이동 방식만 차용)</w:t>
+        <w:t xml:space="preserve">작성 2026-10-27 · 기준 빌드 v60 · 방향 확정: "2D 히트맨" (어쌔신 크리드는 이동 방식만 차용)</w:t>
       </w:r>
     </w:p>
     <w:p>
@@ -8125,6 +8125,69 @@
           <w:szCs w:val="20"/>
         </w:rPr>
         <w:t xml:space="preserve">결과 화면: 그림자 조건 5개 체크, 도전 과제, 새로 해금된 것.</w:t>
+      </w:r>
+    </w:p>
+    <w:p>
+      <w:pPr>
+        <w:pStyle w:val="Heading2"/>
+        <w:spacing w:after="100" w:before="240"/>
+      </w:pPr>
+      <w:r>
+        <w:rPr>
+          <w:rFonts w:ascii="Malgun Gothic" w:cs="Malgun Gothic" w:eastAsia="Malgun Gothic" w:hAnsi="Malgun Gothic"/>
+          <w:b/>
+          <w:bCs/>
+          <w:color w:val="1F3A5F"/>
+          <w:sz w:val="24"/>
+          <w:szCs w:val="24"/>
+        </w:rPr>
+        <w:t xml:space="preserve">8-1. 동네 사람 (얼굴 없이 실루엣으로 구분)</w:t>
+      </w:r>
+    </w:p>
+    <w:p>
+      <w:pPr>
+        <w:pStyle w:val="ListParagraph"/>
+        <w:numPr>
+          <w:ilvl w:val="0"/>
+          <w:numId w:val="2"/>
+        </w:numPr>
+        <w:spacing w:after="60" w:line="290"/>
+      </w:pPr>
+      <w:r>
+        <w:rPr>
+          <w:rFonts w:ascii="Malgun Gothic" w:cs="Malgun Gothic" w:eastAsia="Malgun Gothic" w:hAnsi="Malgun Gothic"/>
+          <w:sz w:val="20"/>
+          <w:szCs w:val="20"/>
+        </w:rPr>
+        <w:t xml:space="preserve">같은 뼈대에 체형 비율과 부품을 더한 9종: 남자 기본, 덩치, 코트 차림, 백팩·모자 청년, 헬멧 배달원, 노인(구부정·지팡이·느린 걸음), 여자 셋(긴 머리+치마, 단발, 포니테일+치마), 아이.</w:t>
+      </w:r>
+    </w:p>
+    <w:p>
+      <w:pPr>
+        <w:pStyle w:val="ListParagraph"/>
+        <w:numPr>
+          <w:ilvl w:val="0"/>
+          <w:numId w:val="2"/>
+        </w:numPr>
+        <w:spacing w:after="60" w:line="290"/>
+      </w:pPr>
+      <w:r>
+        <w:rPr>
+          <w:rFonts w:ascii="Malgun Gothic" w:cs="Malgun Gothic" w:eastAsia="Malgun Gothic" w:hAnsi="Malgun Gothic"/>
+          <w:b/>
+          <w:bCs/>
+          <w:sz w:val="20"/>
+          <w:szCs w:val="20"/>
+        </w:rPr>
+        <w:t xml:space="preserve">아이 규칙:</w:t>
+      </w:r>
+      <w:r>
+        <w:rPr>
+          <w:rFonts w:ascii="Malgun Gothic" w:cs="Malgun Gothic" w:eastAsia="Malgun Gothic" w:hAnsi="Malgun Gothic"/>
+          <w:sz w:val="20"/>
+          <w:szCs w:val="20"/>
+        </w:rPr>
+        <w:t xml:space="preserve"> 동네에 있지만 손댈 수 없다(기절·처치·붙잡기 없음). 범죄를 보면 부모에게 달려가고 부모가 이어서 신고한다(한 단계 느림). 사탕(Z)을 주면 한동안 멀리 가서 논다.</w:t>
       </w:r>
     </w:p>
     <w:p>
